--- a/projects/asic-trials/timing_characterization/docs/Timing_Characterization_Synthesis_Guide_v1.0.docx
+++ b/projects/asic-trials/timing_characterization/docs/Timing_Characterization_Synthesis_Guide_v1.0.docx
@@ -122,7 +122,7 @@
             </w:rPr>
             <w:fldChar w:fldCharType="separate"/>
           </w:r>
-          <w:hyperlink w:anchor="__RefHeading___Toc3051_3737963300">
+          <w:hyperlink w:anchor="__RefHeading___Toc3051_3487549937">
             <w:r>
               <w:rPr>
                 <w:webHidden/>
@@ -143,7 +143,7 @@
             </w:tabs>
             <w:rPr/>
           </w:pPr>
-          <w:hyperlink w:anchor="__RefHeading___Toc3053_3737963300">
+          <w:hyperlink w:anchor="__RefHeading___Toc3053_3487549937">
             <w:r>
               <w:rPr>
                 <w:webHidden/>
@@ -164,7 +164,7 @@
             </w:tabs>
             <w:rPr/>
           </w:pPr>
-          <w:hyperlink w:anchor="__RefHeading___Toc3055_3737963300">
+          <w:hyperlink w:anchor="__RefHeading___Toc3055_3487549937">
             <w:r>
               <w:rPr>
                 <w:webHidden/>
@@ -185,7 +185,7 @@
             </w:tabs>
             <w:rPr/>
           </w:pPr>
-          <w:hyperlink w:anchor="__RefHeading___Toc3057_3737963300">
+          <w:hyperlink w:anchor="__RefHeading___Toc3057_3487549937">
             <w:r>
               <w:rPr>
                 <w:webHidden/>
@@ -206,7 +206,7 @@
             </w:tabs>
             <w:rPr/>
           </w:pPr>
-          <w:hyperlink w:anchor="__RefHeading___Toc3059_3737963300">
+          <w:hyperlink w:anchor="__RefHeading___Toc3059_3487549937">
             <w:r>
               <w:rPr>
                 <w:webHidden/>
@@ -227,7 +227,7 @@
             </w:tabs>
             <w:rPr/>
           </w:pPr>
-          <w:hyperlink w:anchor="__RefHeading___Toc3061_3737963300">
+          <w:hyperlink w:anchor="__RefHeading___Toc3061_3487549937">
             <w:r>
               <w:rPr>
                 <w:webHidden/>
@@ -248,7 +248,7 @@
             </w:tabs>
             <w:rPr/>
           </w:pPr>
-          <w:hyperlink w:anchor="__RefHeading___Toc3063_3737963300">
+          <w:hyperlink w:anchor="__RefHeading___Toc3063_3487549937">
             <w:r>
               <w:rPr>
                 <w:webHidden/>
@@ -269,7 +269,7 @@
             </w:tabs>
             <w:rPr/>
           </w:pPr>
-          <w:hyperlink w:anchor="__RefHeading___Toc3065_3737963300">
+          <w:hyperlink w:anchor="__RefHeading___Toc3065_3487549937">
             <w:r>
               <w:rPr>
                 <w:webHidden/>
@@ -290,7 +290,7 @@
             </w:tabs>
             <w:rPr/>
           </w:pPr>
-          <w:hyperlink w:anchor="__RefHeading___Toc3067_3737963300">
+          <w:hyperlink w:anchor="__RefHeading___Toc3067_3487549937">
             <w:r>
               <w:rPr>
                 <w:webHidden/>
@@ -311,7 +311,7 @@
             </w:tabs>
             <w:rPr/>
           </w:pPr>
-          <w:hyperlink w:anchor="__RefHeading___Toc3069_3737963300">
+          <w:hyperlink w:anchor="__RefHeading___Toc3069_3487549937">
             <w:r>
               <w:rPr>
                 <w:webHidden/>
@@ -332,7 +332,7 @@
             </w:tabs>
             <w:rPr/>
           </w:pPr>
-          <w:hyperlink w:anchor="__RefHeading___Toc3071_3737963300">
+          <w:hyperlink w:anchor="__RefHeading___Toc3071_3487549937">
             <w:r>
               <w:rPr>
                 <w:webHidden/>
@@ -353,7 +353,7 @@
             </w:tabs>
             <w:rPr/>
           </w:pPr>
-          <w:hyperlink w:anchor="__RefHeading___Toc3073_3737963300">
+          <w:hyperlink w:anchor="__RefHeading___Toc3073_3487549937">
             <w:r>
               <w:rPr>
                 <w:webHidden/>
@@ -374,7 +374,7 @@
             </w:tabs>
             <w:rPr/>
           </w:pPr>
-          <w:hyperlink w:anchor="__RefHeading___Toc3075_3737963300">
+          <w:hyperlink w:anchor="__RefHeading___Toc3075_3487549937">
             <w:r>
               <w:rPr>
                 <w:webHidden/>
@@ -395,7 +395,7 @@
             </w:tabs>
             <w:rPr/>
           </w:pPr>
-          <w:hyperlink w:anchor="__RefHeading___Toc3077_3737963300">
+          <w:hyperlink w:anchor="__RefHeading___Toc3077_3487549937">
             <w:r>
               <w:rPr>
                 <w:webHidden/>
@@ -416,7 +416,7 @@
             </w:tabs>
             <w:rPr/>
           </w:pPr>
-          <w:hyperlink w:anchor="__RefHeading___Toc3079_3737963300">
+          <w:hyperlink w:anchor="__RefHeading___Toc3079_3487549937">
             <w:r>
               <w:rPr>
                 <w:webHidden/>
@@ -437,7 +437,7 @@
             </w:tabs>
             <w:rPr/>
           </w:pPr>
-          <w:hyperlink w:anchor="__RefHeading___Toc3081_3737963300">
+          <w:hyperlink w:anchor="__RefHeading___Toc3081_3487549937">
             <w:r>
               <w:rPr>
                 <w:webHidden/>
@@ -458,7 +458,7 @@
             </w:tabs>
             <w:rPr/>
           </w:pPr>
-          <w:hyperlink w:anchor="__RefHeading___Toc3083_3737963300">
+          <w:hyperlink w:anchor="__RefHeading___Toc3083_3487549937">
             <w:r>
               <w:rPr>
                 <w:webHidden/>
@@ -479,7 +479,7 @@
             </w:tabs>
             <w:rPr/>
           </w:pPr>
-          <w:hyperlink w:anchor="__RefHeading___Toc3085_3737963300">
+          <w:hyperlink w:anchor="__RefHeading___Toc3085_3487549937">
             <w:r>
               <w:rPr>
                 <w:webHidden/>
@@ -500,7 +500,7 @@
             </w:tabs>
             <w:rPr/>
           </w:pPr>
-          <w:hyperlink w:anchor="__RefHeading___Toc3087_3737963300">
+          <w:hyperlink w:anchor="__RefHeading___Toc3087_3487549937">
             <w:r>
               <w:rPr>
                 <w:webHidden/>
@@ -521,7 +521,7 @@
             </w:tabs>
             <w:rPr/>
           </w:pPr>
-          <w:hyperlink w:anchor="__RefHeading___Toc3089_3737963300">
+          <w:hyperlink w:anchor="__RefHeading___Toc3089_3487549937">
             <w:r>
               <w:rPr>
                 <w:webHidden/>
@@ -542,7 +542,7 @@
             </w:tabs>
             <w:rPr/>
           </w:pPr>
-          <w:hyperlink w:anchor="__RefHeading___Toc3091_3737963300">
+          <w:hyperlink w:anchor="__RefHeading___Toc3091_3487549937">
             <w:r>
               <w:rPr>
                 <w:webHidden/>
@@ -563,7 +563,7 @@
             </w:tabs>
             <w:rPr/>
           </w:pPr>
-          <w:hyperlink w:anchor="__RefHeading___Toc3093_3737963300">
+          <w:hyperlink w:anchor="__RefHeading___Toc3093_3487549937">
             <w:r>
               <w:rPr>
                 <w:webHidden/>
@@ -584,7 +584,7 @@
             </w:tabs>
             <w:rPr/>
           </w:pPr>
-          <w:hyperlink w:anchor="__RefHeading___Toc3095_3737963300">
+          <w:hyperlink w:anchor="__RefHeading___Toc3095_3487549937">
             <w:r>
               <w:rPr>
                 <w:webHidden/>
@@ -605,7 +605,7 @@
             </w:tabs>
             <w:rPr/>
           </w:pPr>
-          <w:hyperlink w:anchor="__RefHeading___Toc3097_3737963300">
+          <w:hyperlink w:anchor="__RefHeading___Toc3097_3487549937">
             <w:r>
               <w:rPr>
                 <w:webHidden/>
@@ -626,7 +626,7 @@
             </w:tabs>
             <w:rPr/>
           </w:pPr>
-          <w:hyperlink w:anchor="__RefHeading___Toc3099_3737963300">
+          <w:hyperlink w:anchor="__RefHeading___Toc3099_3487549937">
             <w:r>
               <w:rPr>
                 <w:webHidden/>
@@ -647,7 +647,7 @@
             </w:tabs>
             <w:rPr/>
           </w:pPr>
-          <w:hyperlink w:anchor="__RefHeading___Toc3101_3737963300">
+          <w:hyperlink w:anchor="__RefHeading___Toc3101_3487549937">
             <w:r>
               <w:rPr>
                 <w:webHidden/>
@@ -668,7 +668,7 @@
             </w:tabs>
             <w:rPr/>
           </w:pPr>
-          <w:hyperlink w:anchor="__RefHeading___Toc3103_3737963300">
+          <w:hyperlink w:anchor="__RefHeading___Toc3103_3487549937">
             <w:r>
               <w:rPr>
                 <w:webHidden/>
@@ -689,7 +689,7 @@
             </w:tabs>
             <w:rPr/>
           </w:pPr>
-          <w:hyperlink w:anchor="__RefHeading___Toc3105_3737963300">
+          <w:hyperlink w:anchor="__RefHeading___Toc3105_3487549937">
             <w:r>
               <w:rPr>
                 <w:webHidden/>
@@ -710,7 +710,7 @@
             </w:tabs>
             <w:rPr/>
           </w:pPr>
-          <w:hyperlink w:anchor="__RefHeading___Toc3107_3737963300">
+          <w:hyperlink w:anchor="__RefHeading___Toc3107_3487549937">
             <w:r>
               <w:rPr>
                 <w:webHidden/>
@@ -731,7 +731,7 @@
             </w:tabs>
             <w:rPr/>
           </w:pPr>
-          <w:hyperlink w:anchor="__RefHeading___Toc3109_3737963300">
+          <w:hyperlink w:anchor="__RefHeading___Toc3109_3487549937">
             <w:r>
               <w:rPr>
                 <w:webHidden/>
@@ -752,7 +752,7 @@
             </w:tabs>
             <w:rPr/>
           </w:pPr>
-          <w:hyperlink w:anchor="__RefHeading___Toc3111_3737963300">
+          <w:hyperlink w:anchor="__RefHeading___Toc3111_3487549937">
             <w:r>
               <w:rPr>
                 <w:webHidden/>
@@ -773,7 +773,7 @@
             </w:tabs>
             <w:rPr/>
           </w:pPr>
-          <w:hyperlink w:anchor="__RefHeading___Toc3113_3737963300">
+          <w:hyperlink w:anchor="__RefHeading___Toc3113_3487549937">
             <w:r>
               <w:rPr>
                 <w:webHidden/>
@@ -896,7 +896,7 @@
         <w:spacing w:before="0" w:after="120"/>
         <w:rPr/>
       </w:pPr>
-      <w:bookmarkStart w:id="2" w:name="__RefHeading___Toc3051_3737963300"/>
+      <w:bookmarkStart w:id="2" w:name="__RefHeading___Toc3051_3487549937"/>
       <w:bookmarkEnd w:id="2"/>
       <w:r>
         <w:rPr>
@@ -1025,7 +1025,7 @@
         <w:spacing w:before="280" w:after="80"/>
         <w:rPr/>
       </w:pPr>
-      <w:bookmarkStart w:id="3" w:name="__RefHeading___Toc3053_3737963300"/>
+      <w:bookmarkStart w:id="3" w:name="__RefHeading___Toc3053_3487549937"/>
       <w:bookmarkStart w:id="4" w:name="what-this-design-is-and-why-it-exists"/>
       <w:bookmarkEnd w:id="3"/>
       <w:r>
@@ -1289,7 +1289,7 @@
         <w:spacing w:before="280" w:after="80"/>
         <w:rPr/>
       </w:pPr>
-      <w:bookmarkStart w:id="6" w:name="__RefHeading___Toc3055_3737963300"/>
+      <w:bookmarkStart w:id="6" w:name="__RefHeading___Toc3055_3487549937"/>
       <w:bookmarkStart w:id="7" w:name="architecture-overview"/>
       <w:bookmarkEnd w:id="6"/>
       <w:r>
@@ -1819,7 +1819,7 @@
         <w:spacing w:before="280" w:after="80"/>
         <w:rPr/>
       </w:pPr>
-      <w:bookmarkStart w:id="9" w:name="__RefHeading___Toc3057_3737963300"/>
+      <w:bookmarkStart w:id="9" w:name="__RefHeading___Toc3057_3487549937"/>
       <w:bookmarkStart w:id="10" w:name="X9505e980668b75d36d2751248fea19bf091173e"/>
       <w:bookmarkEnd w:id="9"/>
       <w:r>
@@ -1837,7 +1837,7 @@
         <w:spacing w:before="200" w:after="80"/>
         <w:rPr/>
       </w:pPr>
-      <w:bookmarkStart w:id="11" w:name="__RefHeading___Toc3059_3737963300"/>
+      <w:bookmarkStart w:id="11" w:name="__RefHeading___Toc3059_3487549937"/>
       <w:bookmarkStart w:id="12" w:name="nand_chain-nand-gate-binary-tree"/>
       <w:bookmarkEnd w:id="11"/>
       <w:r>
@@ -2423,7 +2423,7 @@
         <w:spacing w:before="200" w:after="80"/>
         <w:rPr/>
       </w:pPr>
-      <w:bookmarkStart w:id="14" w:name="__RefHeading___Toc3061_3737963300"/>
+      <w:bookmarkStart w:id="14" w:name="__RefHeading___Toc3061_3487549937"/>
       <w:bookmarkStart w:id="15" w:name="inverter_chain-inverter-chain"/>
       <w:bookmarkEnd w:id="14"/>
       <w:r>
@@ -3003,7 +3003,7 @@
         <w:spacing w:before="200" w:after="80"/>
         <w:rPr/>
       </w:pPr>
-      <w:bookmarkStart w:id="17" w:name="__RefHeading___Toc3063_3737963300"/>
+      <w:bookmarkStart w:id="17" w:name="__RefHeading___Toc3063_3487549937"/>
       <w:bookmarkStart w:id="18" w:name="xor_tree-xor-gate-binary-tree"/>
       <w:bookmarkEnd w:id="17"/>
       <w:r>
@@ -3576,7 +3576,7 @@
         <w:spacing w:before="200" w:after="80"/>
         <w:rPr/>
       </w:pPr>
-      <w:bookmarkStart w:id="20" w:name="__RefHeading___Toc3065_3737963300"/>
+      <w:bookmarkStart w:id="20" w:name="__RefHeading___Toc3065_3487549937"/>
       <w:bookmarkStart w:id="21" w:name="carry_chain-ripple-carry-adder"/>
       <w:bookmarkEnd w:id="20"/>
       <w:r>
@@ -4142,7 +4142,7 @@
         <w:spacing w:before="200" w:after="80"/>
         <w:rPr/>
       </w:pPr>
-      <w:bookmarkStart w:id="23" w:name="__RefHeading___Toc3067_3737963300"/>
+      <w:bookmarkStart w:id="23" w:name="__RefHeading___Toc3067_3487549937"/>
       <w:bookmarkStart w:id="24" w:name="multiplier_tree-multiplier-wrapper"/>
       <w:bookmarkEnd w:id="23"/>
       <w:r>
@@ -5374,7 +5374,7 @@
         <w:spacing w:before="200" w:after="80"/>
         <w:rPr/>
       </w:pPr>
-      <w:bookmarkStart w:id="26" w:name="__RefHeading___Toc3069_3737963300"/>
+      <w:bookmarkStart w:id="26" w:name="__RefHeading___Toc3069_3487549937"/>
       <w:bookmarkStart w:id="27" w:name="mux_tree-binary-mux-tree"/>
       <w:bookmarkEnd w:id="26"/>
       <w:r>
@@ -5947,7 +5947,7 @@
         <w:spacing w:before="200" w:after="80"/>
         <w:rPr/>
       </w:pPr>
-      <w:bookmarkStart w:id="29" w:name="__RefHeading___Toc3071_3737963300"/>
+      <w:bookmarkStart w:id="29" w:name="__RefHeading___Toc3071_3487549937"/>
       <w:bookmarkStart w:id="30" w:name="queue_depth-fifo-queue"/>
       <w:bookmarkEnd w:id="29"/>
       <w:r>
@@ -6772,7 +6772,7 @@
         <w:spacing w:before="200" w:after="80"/>
         <w:rPr/>
       </w:pPr>
-      <w:bookmarkStart w:id="32" w:name="__RefHeading___Toc3073_3737963300"/>
+      <w:bookmarkStart w:id="32" w:name="__RefHeading___Toc3073_3487549937"/>
       <w:bookmarkStart w:id="33" w:name="X7ddc119973811cac97f64c070918fb0731f65cb"/>
       <w:bookmarkEnd w:id="32"/>
       <w:r>
@@ -7378,7 +7378,7 @@
         <w:spacing w:before="200" w:after="80"/>
         <w:rPr/>
       </w:pPr>
-      <w:bookmarkStart w:id="35" w:name="__RefHeading___Toc3075_3737963300"/>
+      <w:bookmarkStart w:id="35" w:name="__RefHeading___Toc3075_3487549937"/>
       <w:bookmarkStart w:id="36" w:name="gray_counter_chain-gray-counter"/>
       <w:bookmarkEnd w:id="35"/>
       <w:r>
@@ -7962,7 +7962,7 @@
         <w:spacing w:before="280" w:after="80"/>
         <w:rPr/>
       </w:pPr>
-      <w:bookmarkStart w:id="39" w:name="__RefHeading___Toc3077_3737963300"/>
+      <w:bookmarkStart w:id="39" w:name="__RefHeading___Toc3077_3487549937"/>
       <w:bookmarkStart w:id="40" w:name="the-lfsr-anti-optimization-engine"/>
       <w:bookmarkEnd w:id="39"/>
       <w:r>
@@ -8303,7 +8303,7 @@
         <w:spacing w:before="280" w:after="80"/>
         <w:rPr/>
       </w:pPr>
-      <w:bookmarkStart w:id="42" w:name="__RefHeading___Toc3079_3737963300"/>
+      <w:bookmarkStart w:id="42" w:name="__RefHeading___Toc3079_3487549937"/>
       <w:bookmarkStart w:id="43" w:name="sdc-constraints-strategy"/>
       <w:bookmarkEnd w:id="42"/>
       <w:r>
@@ -8321,7 +8321,7 @@
         <w:spacing w:before="200" w:after="80"/>
         <w:rPr/>
       </w:pPr>
-      <w:bookmarkStart w:id="44" w:name="__RefHeading___Toc3081_3737963300"/>
+      <w:bookmarkStart w:id="44" w:name="__RefHeading___Toc3081_3487549937"/>
       <w:bookmarkStart w:id="45" w:name="multi-flow-sdc"/>
       <w:bookmarkEnd w:id="44"/>
       <w:r>
@@ -8945,7 +8945,7 @@
         <w:spacing w:before="200" w:after="80"/>
         <w:rPr/>
       </w:pPr>
-      <w:bookmarkStart w:id="46" w:name="__RefHeading___Toc3083_3737963300"/>
+      <w:bookmarkStart w:id="46" w:name="__RefHeading___Toc3083_3487549937"/>
       <w:bookmarkEnd w:id="46"/>
       <w:r>
         <w:rPr>
@@ -9578,7 +9578,7 @@
         <w:spacing w:before="200" w:after="80"/>
         <w:rPr/>
       </w:pPr>
-      <w:bookmarkStart w:id="48" w:name="__RefHeading___Toc3085_3737963300"/>
+      <w:bookmarkStart w:id="48" w:name="__RefHeading___Toc3085_3487549937"/>
       <w:bookmarkEnd w:id="48"/>
       <w:r>
         <w:rPr>
@@ -10170,7 +10170,7 @@
         <w:spacing w:before="200" w:after="80"/>
         <w:rPr/>
       </w:pPr>
-      <w:bookmarkStart w:id="49" w:name="__RefHeading___Toc3087_3737963300"/>
+      <w:bookmarkStart w:id="49" w:name="__RefHeading___Toc3087_3487549937"/>
       <w:bookmarkStart w:id="50" w:name="the-8020-io-split"/>
       <w:bookmarkEnd w:id="49"/>
       <w:r>
@@ -10275,7 +10275,7 @@
         <w:spacing w:before="200" w:after="80"/>
         <w:rPr/>
       </w:pPr>
-      <w:bookmarkStart w:id="51" w:name="__RefHeading___Toc3089_3737963300"/>
+      <w:bookmarkStart w:id="51" w:name="__RefHeading___Toc3089_3487549937"/>
       <w:bookmarkStart w:id="52" w:name="sweeping-frequency"/>
       <w:bookmarkEnd w:id="51"/>
       <w:r>
@@ -10394,7 +10394,7 @@
         <w:spacing w:before="200" w:after="80"/>
         <w:rPr/>
       </w:pPr>
-      <w:bookmarkStart w:id="54" w:name="__RefHeading___Toc3091_3737963300"/>
+      <w:bookmarkStart w:id="54" w:name="__RefHeading___Toc3091_3487549937"/>
       <w:bookmarkStart w:id="55" w:name="tool-specific-features"/>
       <w:bookmarkEnd w:id="54"/>
       <w:r>
@@ -11428,7 +11428,7 @@
         <w:spacing w:before="280" w:after="80"/>
         <w:rPr/>
       </w:pPr>
-      <w:bookmarkStart w:id="58" w:name="__RefHeading___Toc3093_3737963300"/>
+      <w:bookmarkStart w:id="58" w:name="__RefHeading___Toc3093_3487549937"/>
       <w:bookmarkStart w:id="59" w:name="synthesis-workflow"/>
       <w:bookmarkEnd w:id="58"/>
       <w:r>
@@ -11446,7 +11446,7 @@
         <w:spacing w:before="200" w:after="80"/>
         <w:rPr/>
       </w:pPr>
-      <w:bookmarkStart w:id="60" w:name="__RefHeading___Toc3095_3737963300"/>
+      <w:bookmarkStart w:id="60" w:name="__RefHeading___Toc3095_3487549937"/>
       <w:bookmarkStart w:id="61" w:name="single-fub-characterization"/>
       <w:bookmarkEnd w:id="60"/>
       <w:r>
@@ -11725,7 +11725,7 @@
         <w:spacing w:before="200" w:after="80"/>
         <w:rPr/>
       </w:pPr>
-      <w:bookmarkStart w:id="62" w:name="__RefHeading___Toc3097_3737963300"/>
+      <w:bookmarkStart w:id="62" w:name="__RefHeading___Toc3097_3487549937"/>
       <w:bookmarkStart w:id="63" w:name="parameter-sweep"/>
       <w:bookmarkEnd w:id="62"/>
       <w:r>
@@ -11878,7 +11878,7 @@
         <w:spacing w:before="200" w:after="80"/>
         <w:rPr/>
       </w:pPr>
-      <w:bookmarkStart w:id="64" w:name="__RefHeading___Toc3099_3737963300"/>
+      <w:bookmarkStart w:id="64" w:name="__RefHeading___Toc3099_3487549937"/>
       <w:bookmarkStart w:id="65" w:name="cross-fub-comparison"/>
       <w:bookmarkEnd w:id="64"/>
       <w:r>
@@ -12069,7 +12069,7 @@
         <w:spacing w:before="200" w:after="80"/>
         <w:rPr/>
       </w:pPr>
-      <w:bookmarkStart w:id="66" w:name="__RefHeading___Toc3101_3737963300"/>
+      <w:bookmarkStart w:id="66" w:name="__RefHeading___Toc3101_3487549937"/>
       <w:bookmarkStart w:id="67" w:name="cross-technology-comparison"/>
       <w:bookmarkEnd w:id="66"/>
       <w:r>
@@ -12833,7 +12833,7 @@
         <w:spacing w:before="280" w:after="80"/>
         <w:rPr/>
       </w:pPr>
-      <w:bookmarkStart w:id="70" w:name="__RefHeading___Toc3103_3737963300"/>
+      <w:bookmarkStart w:id="70" w:name="__RefHeading___Toc3103_3487549937"/>
       <w:bookmarkStart w:id="71" w:name="interpreting-results"/>
       <w:bookmarkEnd w:id="70"/>
       <w:r>
@@ -12851,7 +12851,7 @@
         <w:spacing w:before="200" w:after="80"/>
         <w:rPr/>
       </w:pPr>
-      <w:bookmarkStart w:id="72" w:name="__RefHeading___Toc3105_3737963300"/>
+      <w:bookmarkStart w:id="72" w:name="__RefHeading___Toc3105_3487549937"/>
       <w:bookmarkEnd w:id="72"/>
       <w:r>
         <w:rPr>
@@ -13506,7 +13506,7 @@
         <w:spacing w:before="200" w:after="80"/>
         <w:rPr/>
       </w:pPr>
-      <w:bookmarkStart w:id="74" w:name="__RefHeading___Toc3107_3737963300"/>
+      <w:bookmarkStart w:id="74" w:name="__RefHeading___Toc3107_3487549937"/>
       <w:bookmarkEnd w:id="74"/>
       <w:r>
         <w:rPr>
@@ -14521,7 +14521,7 @@
         <w:spacing w:before="200" w:after="80"/>
         <w:rPr/>
       </w:pPr>
-      <w:bookmarkStart w:id="75" w:name="__RefHeading___Toc3109_3737963300"/>
+      <w:bookmarkStart w:id="75" w:name="__RefHeading___Toc3109_3487549937"/>
       <w:bookmarkEnd w:id="75"/>
       <w:r>
         <w:rPr>
@@ -14654,7 +14654,7 @@
         <w:spacing w:before="280" w:after="80"/>
         <w:rPr/>
       </w:pPr>
-      <w:bookmarkStart w:id="77" w:name="__RefHeading___Toc3111_3737963300"/>
+      <w:bookmarkStart w:id="77" w:name="__RefHeading___Toc3111_3487549937"/>
       <w:bookmarkStart w:id="78" w:name="file-organization"/>
       <w:bookmarkEnd w:id="77"/>
       <w:r>
@@ -15094,7 +15094,7 @@
         <w:spacing w:before="280" w:after="80"/>
         <w:rPr/>
       </w:pPr>
-      <w:bookmarkStart w:id="80" w:name="__RefHeading___Toc3113_3737963300"/>
+      <w:bookmarkStart w:id="80" w:name="__RefHeading___Toc3113_3487549937"/>
       <w:bookmarkStart w:id="81" w:name="quick-reference-recommended-first-runs"/>
       <w:bookmarkEnd w:id="80"/>
       <w:r>
